--- a/Doc/Spécifications fonctionnelles.docx
+++ b/Doc/Spécifications fonctionnelles.docx
@@ -188,7 +188,7 @@
           <w:sz w:val="20"/>
           <w:szCs w:val="20"/>
         </w:rPr>
-        <w:t>Lorsqu'un créneau d'aide implique deux utilisateurs (un demandeur et un proposant), les informations de base (prénom, nom, adresse e-mail) sont affichées pour permettre une prise de contact directe.</w:t>
+        <w:t>Lorsqu'un créneau d'aide implique deux utilisateurs (un demandeur et un proposant), les formations de base (prénom, nom, adresse e-mail) sont affichées pour permettre une prise de contact directe.</w:t>
       </w:r>
       <w:r>
         <w:rPr>
